--- a/Goall.docx
+++ b/Goall.docx
@@ -140,7 +140,7 @@
     <w:p>
       <w:r>
         <w:pict w14:anchorId="13B9796A">
-          <v:rect id="_x0000_i1097" style="width:0;height:1.5pt" o:hralign="center" o:hrstd="t" o:hr="t" fillcolor="#a0a0a0" stroked="f"/>
+          <v:rect id="_x0000_i1025" style="width:0;height:1.5pt" o:hralign="center" o:hrstd="t" o:hr="t" fillcolor="#a0a0a0" stroked="f"/>
         </w:pict>
       </w:r>
     </w:p>
@@ -695,7 +695,7 @@
     <w:p>
       <w:r>
         <w:pict w14:anchorId="4D738211">
-          <v:rect id="_x0000_i1098" style="width:0;height:1.5pt" o:hralign="center" o:hrstd="t" o:hr="t" fillcolor="#a0a0a0" stroked="f"/>
+          <v:rect id="_x0000_i1026" style="width:0;height:1.5pt" o:hralign="center" o:hrstd="t" o:hr="t" fillcolor="#a0a0a0" stroked="f"/>
         </w:pict>
       </w:r>
     </w:p>
@@ -868,7 +868,7 @@
     <w:p>
       <w:r>
         <w:pict w14:anchorId="6351A69B">
-          <v:rect id="_x0000_i1099" style="width:0;height:1.5pt" o:hralign="center" o:hrstd="t" o:hr="t" fillcolor="#a0a0a0" stroked="f"/>
+          <v:rect id="_x0000_i1027" style="width:0;height:1.5pt" o:hralign="center" o:hrstd="t" o:hr="t" fillcolor="#a0a0a0" stroked="f"/>
         </w:pict>
       </w:r>
     </w:p>
@@ -1031,6 +1031,9 @@
             <m:t>.</m:t>
           </m:r>
           <m:r>
+            <m:rPr>
+              <m:sty m:val="p"/>
+            </m:rPr>
             <w:br/>
           </m:r>
         </m:oMath>
@@ -1411,6 +1414,9 @@
             <m:t>.</m:t>
           </m:r>
           <m:r>
+            <m:rPr>
+              <m:sty m:val="p"/>
+            </m:rPr>
             <w:br/>
           </m:r>
         </m:oMath>
@@ -1607,7 +1613,7 @@
     <w:p>
       <w:r>
         <w:pict w14:anchorId="4E717FBE">
-          <v:rect id="_x0000_i1100" style="width:0;height:1.5pt" o:hralign="center" o:hrstd="t" o:hr="t" fillcolor="#a0a0a0" stroked="f"/>
+          <v:rect id="_x0000_i1028" style="width:0;height:1.5pt" o:hralign="center" o:hrstd="t" o:hr="t" fillcolor="#a0a0a0" stroked="f"/>
         </w:pict>
       </w:r>
     </w:p>
@@ -1900,6 +1906,9 @@
             <m:t>.</m:t>
           </m:r>
           <m:r>
+            <m:rPr>
+              <m:sty m:val="p"/>
+            </m:rPr>
             <w:br/>
           </m:r>
         </m:oMath>
@@ -2323,7 +2332,7 @@
     <w:p>
       <w:r>
         <w:pict w14:anchorId="733E8A64">
-          <v:rect id="_x0000_i1101" style="width:0;height:1.5pt" o:hralign="center" o:hrstd="t" o:hr="t" fillcolor="#a0a0a0" stroked="f"/>
+          <v:rect id="_x0000_i1029" style="width:0;height:1.5pt" o:hralign="center" o:hrstd="t" o:hr="t" fillcolor="#a0a0a0" stroked="f"/>
         </w:pict>
       </w:r>
     </w:p>
@@ -2837,7 +2846,7 @@
     <w:p>
       <w:r>
         <w:pict w14:anchorId="41500D86">
-          <v:rect id="_x0000_i1102" style="width:0;height:1.5pt" o:hralign="center" o:hrstd="t" o:hr="t" fillcolor="#a0a0a0" stroked="f"/>
+          <v:rect id="_x0000_i1030" style="width:0;height:1.5pt" o:hralign="center" o:hrstd="t" o:hr="t" fillcolor="#a0a0a0" stroked="f"/>
         </w:pict>
       </w:r>
     </w:p>
@@ -3442,7 +3451,7 @@
       <w:r>
         <w:lastRenderedPageBreak/>
         <w:pict w14:anchorId="37239670">
-          <v:rect id="_x0000_i1103" style="width:0;height:1.5pt" o:hralign="center" o:hrstd="t" o:hr="t" fillcolor="#a0a0a0" stroked="f"/>
+          <v:rect id="_x0000_i1031" style="width:0;height:1.5pt" o:hralign="center" o:hrstd="t" o:hr="t" fillcolor="#a0a0a0" stroked="f"/>
         </w:pict>
       </w:r>
     </w:p>
@@ -3726,7 +3735,7 @@
     <w:p>
       <w:r>
         <w:pict w14:anchorId="6B4F0879">
-          <v:rect id="_x0000_i1104" style="width:0;height:1.5pt" o:hralign="center" o:hrstd="t" o:hr="t" fillcolor="#a0a0a0" stroked="f"/>
+          <v:rect id="_x0000_i1032" style="width:0;height:1.5pt" o:hralign="center" o:hrstd="t" o:hr="t" fillcolor="#a0a0a0" stroked="f"/>
         </w:pict>
       </w:r>
     </w:p>
@@ -3952,7 +3961,7 @@
     <w:p>
       <w:r>
         <w:pict w14:anchorId="5204F63A">
-          <v:rect id="_x0000_i1105" style="width:0;height:1.5pt" o:hralign="center" o:hrstd="t" o:hr="t" fillcolor="#a0a0a0" stroked="f"/>
+          <v:rect id="_x0000_i1033" style="width:0;height:1.5pt" o:hralign="center" o:hrstd="t" o:hr="t" fillcolor="#a0a0a0" stroked="f"/>
         </w:pict>
       </w:r>
     </w:p>
@@ -4217,7 +4226,7 @@
     <w:p>
       <w:r>
         <w:pict w14:anchorId="2366FB0B">
-          <v:rect id="_x0000_i1106" style="width:0;height:1.5pt" o:hralign="center" o:hrstd="t" o:hr="t" fillcolor="#a0a0a0" stroked="f"/>
+          <v:rect id="_x0000_i1034" style="width:0;height:1.5pt" o:hralign="center" o:hrstd="t" o:hr="t" fillcolor="#a0a0a0" stroked="f"/>
         </w:pict>
       </w:r>
     </w:p>
@@ -4480,7 +4489,7 @@
     <w:p>
       <w:r>
         <w:pict w14:anchorId="40B9A505">
-          <v:rect id="_x0000_i1107" style="width:0;height:1.5pt" o:hralign="center" o:hrstd="t" o:hr="t" fillcolor="#a0a0a0" stroked="f"/>
+          <v:rect id="_x0000_i1035" style="width:0;height:1.5pt" o:hralign="center" o:hrstd="t" o:hr="t" fillcolor="#a0a0a0" stroked="f"/>
         </w:pict>
       </w:r>
     </w:p>
@@ -4617,7 +4626,7 @@
     <w:p>
       <w:r>
         <w:pict w14:anchorId="2CFC8A5B">
-          <v:rect id="_x0000_i1108" style="width:0;height:1.5pt" o:hralign="center" o:hrstd="t" o:hr="t" fillcolor="#a0a0a0" stroked="f"/>
+          <v:rect id="_x0000_i1036" style="width:0;height:1.5pt" o:hralign="center" o:hrstd="t" o:hr="t" fillcolor="#a0a0a0" stroked="f"/>
         </w:pict>
       </w:r>
     </w:p>
@@ -4845,6 +4854,986 @@
       </w:r>
       <w:r>
         <w:t>. Fixing that comes before any language polishing.</w:t>
+      </w:r>
+    </w:p>
+    <w:p/>
+    <w:p/>
+    <w:p/>
+    <w:p/>
+    <w:p>
+      <w:pPr>
+        <w:rPr>
+          <w:highlight w:val="yellow"/>
+        </w:rPr>
+      </w:pPr>
+      <w:r>
+        <w:rPr>
+          <w:highlight w:val="yellow"/>
+        </w:rPr>
+        <w:lastRenderedPageBreak/>
+        <w:t xml:space="preserve">Bro, next step is </w:t>
+      </w:r>
+      <w:r>
+        <w:rPr>
+          <w:b/>
+          <w:bCs/>
+          <w:highlight w:val="yellow"/>
+        </w:rPr>
+        <w:t>repo cleanup + provenance commit</w:t>
+      </w:r>
+      <w:r>
+        <w:rPr>
+          <w:highlight w:val="yellow"/>
+        </w:rPr>
+        <w:t>.</w:t>
+      </w:r>
+    </w:p>
+    <w:p>
+      <w:pPr>
+        <w:rPr>
+          <w:highlight w:val="yellow"/>
+        </w:rPr>
+      </w:pPr>
+      <w:r>
+        <w:rPr>
+          <w:highlight w:val="yellow"/>
+        </w:rPr>
+        <w:t>Your commit succeeded:</w:t>
+      </w:r>
+    </w:p>
+    <w:p>
+      <w:pPr>
+        <w:rPr>
+          <w:highlight w:val="yellow"/>
+        </w:rPr>
+      </w:pPr>
+      <w:r>
+        <w:rPr>
+          <w:highlight w:val="yellow"/>
+        </w:rPr>
+        <w:t xml:space="preserve">394be09 Add C-band </w:t>
+      </w:r>
+      <w:proofErr w:type="spellStart"/>
+      <w:r>
+        <w:rPr>
+          <w:highlight w:val="yellow"/>
+        </w:rPr>
+        <w:t>GNPy</w:t>
+      </w:r>
+      <w:proofErr w:type="spellEnd"/>
+      <w:r>
+        <w:rPr>
+          <w:highlight w:val="yellow"/>
+        </w:rPr>
+        <w:t xml:space="preserve"> partition rows to SCL validation matrix</w:t>
+      </w:r>
+    </w:p>
+    <w:p>
+      <w:pPr>
+        <w:rPr>
+          <w:highlight w:val="yellow"/>
+        </w:rPr>
+      </w:pPr>
+      <w:r>
+        <w:rPr>
+          <w:highlight w:val="yellow"/>
+        </w:rPr>
+        <w:t>The reproduction suite also passed, and the S/C/L guard correctly says:</w:t>
+      </w:r>
+    </w:p>
+    <w:p>
+      <w:pPr>
+        <w:rPr>
+          <w:highlight w:val="yellow"/>
+        </w:rPr>
+      </w:pPr>
+      <w:proofErr w:type="spellStart"/>
+      <w:r>
+        <w:rPr>
+          <w:highlight w:val="yellow"/>
+        </w:rPr>
+        <w:t>ready_for_scl_claim</w:t>
+      </w:r>
+      <w:proofErr w:type="spellEnd"/>
+      <w:r>
+        <w:rPr>
+          <w:highlight w:val="yellow"/>
+        </w:rPr>
+        <w:t>: false</w:t>
+      </w:r>
+    </w:p>
+    <w:p>
+      <w:pPr>
+        <w:rPr>
+          <w:highlight w:val="yellow"/>
+        </w:rPr>
+      </w:pPr>
+      <w:proofErr w:type="spellStart"/>
+      <w:r>
+        <w:rPr>
+          <w:highlight w:val="yellow"/>
+        </w:rPr>
+        <w:t>bands_present</w:t>
+      </w:r>
+      <w:proofErr w:type="spellEnd"/>
+      <w:r>
+        <w:rPr>
+          <w:highlight w:val="yellow"/>
+        </w:rPr>
+        <w:t>: ["C"]</w:t>
+      </w:r>
+    </w:p>
+    <w:p>
+      <w:pPr>
+        <w:rPr>
+          <w:highlight w:val="yellow"/>
+        </w:rPr>
+      </w:pPr>
+      <w:r>
+        <w:rPr>
+          <w:highlight w:val="yellow"/>
+        </w:rPr>
+        <w:t>issues: Missing validation bands: ["L", "S"]</w:t>
+      </w:r>
+    </w:p>
+    <w:p>
+      <w:pPr>
+        <w:rPr>
+          <w:highlight w:val="yellow"/>
+        </w:rPr>
+      </w:pPr>
+      <w:r>
+        <w:rPr>
+          <w:highlight w:val="yellow"/>
+        </w:rPr>
+        <w:t xml:space="preserve">That is the correct scientific result: we have </w:t>
+      </w:r>
+      <w:r>
+        <w:rPr>
+          <w:b/>
+          <w:bCs/>
+          <w:highlight w:val="yellow"/>
+        </w:rPr>
+        <w:t xml:space="preserve">C-band </w:t>
+      </w:r>
+      <w:proofErr w:type="spellStart"/>
+      <w:r>
+        <w:rPr>
+          <w:b/>
+          <w:bCs/>
+          <w:highlight w:val="yellow"/>
+        </w:rPr>
+        <w:t>GNPy</w:t>
+      </w:r>
+      <w:proofErr w:type="spellEnd"/>
+      <w:r>
+        <w:rPr>
+          <w:b/>
+          <w:bCs/>
+          <w:highlight w:val="yellow"/>
+        </w:rPr>
+        <w:t xml:space="preserve"> rows</w:t>
+      </w:r>
+      <w:r>
+        <w:rPr>
+          <w:highlight w:val="yellow"/>
+        </w:rPr>
+        <w:t xml:space="preserve">, but </w:t>
+      </w:r>
+      <w:r>
+        <w:rPr>
+          <w:b/>
+          <w:bCs/>
+          <w:highlight w:val="yellow"/>
+        </w:rPr>
+        <w:t>not full S+C+L validation yet</w:t>
+      </w:r>
+      <w:r>
+        <w:rPr>
+          <w:highlight w:val="yellow"/>
+        </w:rPr>
+        <w:t xml:space="preserve">. </w:t>
+      </w:r>
+    </w:p>
+    <w:p>
+      <w:pPr>
+        <w:rPr>
+          <w:b/>
+          <w:bCs/>
+          <w:highlight w:val="yellow"/>
+        </w:rPr>
+      </w:pPr>
+      <w:r>
+        <w:rPr>
+          <w:b/>
+          <w:bCs/>
+          <w:highlight w:val="yellow"/>
+        </w:rPr>
+        <w:t>Now clean the dirty files</w:t>
+      </w:r>
+    </w:p>
+    <w:p>
+      <w:pPr>
+        <w:rPr>
+          <w:highlight w:val="yellow"/>
+        </w:rPr>
+      </w:pPr>
+      <w:r>
+        <w:rPr>
+          <w:highlight w:val="yellow"/>
+        </w:rPr>
+        <w:t>Your status shows:</w:t>
+      </w:r>
+    </w:p>
+    <w:p>
+      <w:pPr>
+        <w:rPr>
+          <w:highlight w:val="yellow"/>
+        </w:rPr>
+      </w:pPr>
+      <w:r>
+        <w:rPr>
+          <w:highlight w:val="yellow"/>
+        </w:rPr>
+        <w:t xml:space="preserve">modified: </w:t>
+      </w:r>
+      <w:proofErr w:type="spellStart"/>
+      <w:r>
+        <w:rPr>
+          <w:highlight w:val="yellow"/>
+        </w:rPr>
+        <w:t>external_validation</w:t>
+      </w:r>
+      <w:proofErr w:type="spellEnd"/>
+      <w:r>
+        <w:rPr>
+          <w:highlight w:val="yellow"/>
+        </w:rPr>
+        <w:t>/</w:t>
+      </w:r>
+      <w:proofErr w:type="spellStart"/>
+      <w:r>
+        <w:rPr>
+          <w:highlight w:val="yellow"/>
+        </w:rPr>
+        <w:t>gnpy</w:t>
+      </w:r>
+      <w:proofErr w:type="spellEnd"/>
+      <w:r>
+        <w:rPr>
+          <w:highlight w:val="yellow"/>
+        </w:rPr>
+        <w:t>/</w:t>
+      </w:r>
+      <w:proofErr w:type="spellStart"/>
+      <w:r>
+        <w:rPr>
+          <w:highlight w:val="yellow"/>
+        </w:rPr>
+        <w:t>raw_outputs</w:t>
+      </w:r>
+      <w:proofErr w:type="spellEnd"/>
+      <w:r>
+        <w:rPr>
+          <w:highlight w:val="yellow"/>
+        </w:rPr>
+        <w:t>/gnpy_scl_flat_1span.txt</w:t>
+      </w:r>
+    </w:p>
+    <w:p>
+      <w:pPr>
+        <w:rPr>
+          <w:highlight w:val="yellow"/>
+        </w:rPr>
+      </w:pPr>
+      <w:r>
+        <w:rPr>
+          <w:highlight w:val="yellow"/>
+        </w:rPr>
+        <w:t xml:space="preserve">modified: </w:t>
+      </w:r>
+      <w:proofErr w:type="spellStart"/>
+      <w:r>
+        <w:rPr>
+          <w:highlight w:val="yellow"/>
+        </w:rPr>
+        <w:t>external_validation</w:t>
+      </w:r>
+      <w:proofErr w:type="spellEnd"/>
+      <w:r>
+        <w:rPr>
+          <w:highlight w:val="yellow"/>
+        </w:rPr>
+        <w:t>/</w:t>
+      </w:r>
+      <w:proofErr w:type="spellStart"/>
+      <w:r>
+        <w:rPr>
+          <w:highlight w:val="yellow"/>
+        </w:rPr>
+        <w:t>gnpy</w:t>
+      </w:r>
+      <w:proofErr w:type="spellEnd"/>
+      <w:r>
+        <w:rPr>
+          <w:highlight w:val="yellow"/>
+        </w:rPr>
+        <w:t>/</w:t>
+      </w:r>
+      <w:proofErr w:type="spellStart"/>
+      <w:r>
+        <w:rPr>
+          <w:highlight w:val="yellow"/>
+        </w:rPr>
+        <w:t>raw_outputs</w:t>
+      </w:r>
+      <w:proofErr w:type="spellEnd"/>
+      <w:r>
+        <w:rPr>
+          <w:highlight w:val="yellow"/>
+        </w:rPr>
+        <w:t>/gnpy_scl_flat_4span.txt</w:t>
+      </w:r>
+    </w:p>
+    <w:p>
+      <w:pPr>
+        <w:rPr>
+          <w:highlight w:val="yellow"/>
+        </w:rPr>
+      </w:pPr>
+      <w:r>
+        <w:rPr>
+          <w:highlight w:val="yellow"/>
+        </w:rPr>
+        <w:t xml:space="preserve">modified: </w:t>
+      </w:r>
+      <w:proofErr w:type="spellStart"/>
+      <w:r>
+        <w:rPr>
+          <w:highlight w:val="yellow"/>
+        </w:rPr>
+        <w:t>external_validation</w:t>
+      </w:r>
+      <w:proofErr w:type="spellEnd"/>
+      <w:r>
+        <w:rPr>
+          <w:highlight w:val="yellow"/>
+        </w:rPr>
+        <w:t>/</w:t>
+      </w:r>
+      <w:proofErr w:type="spellStart"/>
+      <w:r>
+        <w:rPr>
+          <w:highlight w:val="yellow"/>
+        </w:rPr>
+        <w:t>gnpy</w:t>
+      </w:r>
+      <w:proofErr w:type="spellEnd"/>
+      <w:r>
+        <w:rPr>
+          <w:highlight w:val="yellow"/>
+        </w:rPr>
+        <w:t>/</w:t>
+      </w:r>
+      <w:proofErr w:type="spellStart"/>
+      <w:r>
+        <w:rPr>
+          <w:highlight w:val="yellow"/>
+        </w:rPr>
+        <w:t>raw_outputs</w:t>
+      </w:r>
+      <w:proofErr w:type="spellEnd"/>
+      <w:r>
+        <w:rPr>
+          <w:highlight w:val="yellow"/>
+        </w:rPr>
+        <w:t>/gnpy_scl_flat_8span.txt</w:t>
+      </w:r>
+    </w:p>
+    <w:p>
+      <w:pPr>
+        <w:rPr>
+          <w:highlight w:val="yellow"/>
+        </w:rPr>
+      </w:pPr>
+    </w:p>
+    <w:p>
+      <w:pPr>
+        <w:rPr>
+          <w:highlight w:val="yellow"/>
+        </w:rPr>
+      </w:pPr>
+      <w:r>
+        <w:rPr>
+          <w:highlight w:val="yellow"/>
+        </w:rPr>
+        <w:t>untracked:</w:t>
+      </w:r>
+    </w:p>
+    <w:p>
+      <w:pPr>
+        <w:rPr>
+          <w:highlight w:val="yellow"/>
+        </w:rPr>
+      </w:pPr>
+      <w:r>
+        <w:rPr>
+          <w:highlight w:val="yellow"/>
+        </w:rPr>
+        <w:t>external_validation/gnpy/raw_outputs/gnpy_scl_partition_1span.txt</w:t>
+      </w:r>
+    </w:p>
+    <w:p>
+      <w:pPr>
+        <w:rPr>
+          <w:highlight w:val="yellow"/>
+        </w:rPr>
+      </w:pPr>
+      <w:r>
+        <w:rPr>
+          <w:highlight w:val="yellow"/>
+        </w:rPr>
+        <w:t>external_validation/gnpy/raw_outputs/gnpy_scl_partition_4span.txt</w:t>
+      </w:r>
+    </w:p>
+    <w:p>
+      <w:pPr>
+        <w:rPr>
+          <w:highlight w:val="yellow"/>
+        </w:rPr>
+      </w:pPr>
+      <w:r>
+        <w:rPr>
+          <w:highlight w:val="yellow"/>
+        </w:rPr>
+        <w:t>external_validation/gnpy/raw_outputs/gnpy_scl_partition_8span.txt</w:t>
+      </w:r>
+    </w:p>
+    <w:p>
+      <w:pPr>
+        <w:rPr>
+          <w:highlight w:val="yellow"/>
+        </w:rPr>
+      </w:pPr>
+      <w:r>
+        <w:rPr>
+          <w:highlight w:val="yellow"/>
+        </w:rPr>
+        <w:t>Do this:</w:t>
+      </w:r>
+    </w:p>
+    <w:p>
+      <w:pPr>
+        <w:rPr>
+          <w:highlight w:val="yellow"/>
+        </w:rPr>
+      </w:pPr>
+      <w:r>
+        <w:rPr>
+          <w:highlight w:val="yellow"/>
+        </w:rPr>
+        <w:t>cd "E:\VS Code\ISRS_S-C-L"</w:t>
+      </w:r>
+    </w:p>
+    <w:p>
+      <w:pPr>
+        <w:rPr>
+          <w:highlight w:val="yellow"/>
+        </w:rPr>
+      </w:pPr>
+    </w:p>
+    <w:p>
+      <w:pPr>
+        <w:rPr>
+          <w:highlight w:val="yellow"/>
+        </w:rPr>
+      </w:pPr>
+      <w:r>
+        <w:rPr>
+          <w:highlight w:val="yellow"/>
+        </w:rPr>
+        <w:t xml:space="preserve">git restore </w:t>
+      </w:r>
+      <w:proofErr w:type="spellStart"/>
+      <w:r>
+        <w:rPr>
+          <w:highlight w:val="yellow"/>
+        </w:rPr>
+        <w:t>external_validation</w:t>
+      </w:r>
+      <w:proofErr w:type="spellEnd"/>
+      <w:r>
+        <w:rPr>
+          <w:highlight w:val="yellow"/>
+        </w:rPr>
+        <w:t>/</w:t>
+      </w:r>
+      <w:proofErr w:type="spellStart"/>
+      <w:r>
+        <w:rPr>
+          <w:highlight w:val="yellow"/>
+        </w:rPr>
+        <w:t>gnpy</w:t>
+      </w:r>
+      <w:proofErr w:type="spellEnd"/>
+      <w:r>
+        <w:rPr>
+          <w:highlight w:val="yellow"/>
+        </w:rPr>
+        <w:t>/</w:t>
+      </w:r>
+      <w:proofErr w:type="spellStart"/>
+      <w:r>
+        <w:rPr>
+          <w:highlight w:val="yellow"/>
+        </w:rPr>
+        <w:t>raw_outputs</w:t>
+      </w:r>
+      <w:proofErr w:type="spellEnd"/>
+      <w:r>
+        <w:rPr>
+          <w:highlight w:val="yellow"/>
+        </w:rPr>
+        <w:t>/gnpy_scl_flat_1span.txt</w:t>
+      </w:r>
+    </w:p>
+    <w:p>
+      <w:pPr>
+        <w:rPr>
+          <w:highlight w:val="yellow"/>
+        </w:rPr>
+      </w:pPr>
+      <w:r>
+        <w:rPr>
+          <w:highlight w:val="yellow"/>
+        </w:rPr>
+        <w:t xml:space="preserve">git restore </w:t>
+      </w:r>
+      <w:proofErr w:type="spellStart"/>
+      <w:r>
+        <w:rPr>
+          <w:highlight w:val="yellow"/>
+        </w:rPr>
+        <w:t>external_validation</w:t>
+      </w:r>
+      <w:proofErr w:type="spellEnd"/>
+      <w:r>
+        <w:rPr>
+          <w:highlight w:val="yellow"/>
+        </w:rPr>
+        <w:t>/</w:t>
+      </w:r>
+      <w:proofErr w:type="spellStart"/>
+      <w:r>
+        <w:rPr>
+          <w:highlight w:val="yellow"/>
+        </w:rPr>
+        <w:t>gnpy</w:t>
+      </w:r>
+      <w:proofErr w:type="spellEnd"/>
+      <w:r>
+        <w:rPr>
+          <w:highlight w:val="yellow"/>
+        </w:rPr>
+        <w:t>/</w:t>
+      </w:r>
+      <w:proofErr w:type="spellStart"/>
+      <w:r>
+        <w:rPr>
+          <w:highlight w:val="yellow"/>
+        </w:rPr>
+        <w:t>raw_outputs</w:t>
+      </w:r>
+      <w:proofErr w:type="spellEnd"/>
+      <w:r>
+        <w:rPr>
+          <w:highlight w:val="yellow"/>
+        </w:rPr>
+        <w:t>/gnpy_scl_flat_4span.txt</w:t>
+      </w:r>
+    </w:p>
+    <w:p>
+      <w:pPr>
+        <w:rPr>
+          <w:highlight w:val="yellow"/>
+        </w:rPr>
+      </w:pPr>
+      <w:r>
+        <w:rPr>
+          <w:highlight w:val="yellow"/>
+        </w:rPr>
+        <w:t xml:space="preserve">git restore </w:t>
+      </w:r>
+      <w:proofErr w:type="spellStart"/>
+      <w:r>
+        <w:rPr>
+          <w:highlight w:val="yellow"/>
+        </w:rPr>
+        <w:t>external_validation</w:t>
+      </w:r>
+      <w:proofErr w:type="spellEnd"/>
+      <w:r>
+        <w:rPr>
+          <w:highlight w:val="yellow"/>
+        </w:rPr>
+        <w:t>/</w:t>
+      </w:r>
+      <w:proofErr w:type="spellStart"/>
+      <w:r>
+        <w:rPr>
+          <w:highlight w:val="yellow"/>
+        </w:rPr>
+        <w:t>gnpy</w:t>
+      </w:r>
+      <w:proofErr w:type="spellEnd"/>
+      <w:r>
+        <w:rPr>
+          <w:highlight w:val="yellow"/>
+        </w:rPr>
+        <w:t>/</w:t>
+      </w:r>
+      <w:proofErr w:type="spellStart"/>
+      <w:r>
+        <w:rPr>
+          <w:highlight w:val="yellow"/>
+        </w:rPr>
+        <w:t>raw_outputs</w:t>
+      </w:r>
+      <w:proofErr w:type="spellEnd"/>
+      <w:r>
+        <w:rPr>
+          <w:highlight w:val="yellow"/>
+        </w:rPr>
+        <w:t>/gnpy_scl_flat_8span.txt</w:t>
+      </w:r>
+    </w:p>
+    <w:p>
+      <w:pPr>
+        <w:rPr>
+          <w:highlight w:val="yellow"/>
+        </w:rPr>
+      </w:pPr>
+    </w:p>
+    <w:p>
+      <w:pPr>
+        <w:rPr>
+          <w:highlight w:val="yellow"/>
+        </w:rPr>
+      </w:pPr>
+      <w:r>
+        <w:rPr>
+          <w:highlight w:val="yellow"/>
+        </w:rPr>
+        <w:t>git add external_validation/gnpy/raw_outputs/gnpy_scl_partition_1span.txt external_validation/gnpy/raw_outputs/gnpy_scl_partition_4span.txt external_validation/gnpy/raw_outputs/gnpy_scl_partition_8span.txt</w:t>
+      </w:r>
+    </w:p>
+    <w:p>
+      <w:pPr>
+        <w:rPr>
+          <w:highlight w:val="yellow"/>
+        </w:rPr>
+      </w:pPr>
+    </w:p>
+    <w:p>
+      <w:pPr>
+        <w:rPr>
+          <w:highlight w:val="yellow"/>
+        </w:rPr>
+      </w:pPr>
+      <w:r>
+        <w:rPr>
+          <w:highlight w:val="yellow"/>
+        </w:rPr>
+        <w:t xml:space="preserve">git commit -m "Add </w:t>
+      </w:r>
+      <w:proofErr w:type="spellStart"/>
+      <w:r>
+        <w:rPr>
+          <w:highlight w:val="yellow"/>
+        </w:rPr>
+        <w:t>GNPy</w:t>
+      </w:r>
+      <w:proofErr w:type="spellEnd"/>
+      <w:r>
+        <w:rPr>
+          <w:highlight w:val="yellow"/>
+        </w:rPr>
+        <w:t xml:space="preserve"> partition raw outputs for C-band provenance"</w:t>
+      </w:r>
+    </w:p>
+    <w:p>
+      <w:pPr>
+        <w:rPr>
+          <w:highlight w:val="yellow"/>
+        </w:rPr>
+      </w:pPr>
+      <w:r>
+        <w:rPr>
+          <w:highlight w:val="yellow"/>
+        </w:rPr>
+        <w:t xml:space="preserve">git push origin </w:t>
+      </w:r>
+      <w:proofErr w:type="spellStart"/>
+      <w:r>
+        <w:rPr>
+          <w:highlight w:val="yellow"/>
+        </w:rPr>
+        <w:t>pnc</w:t>
+      </w:r>
+      <w:proofErr w:type="spellEnd"/>
+      <w:r>
+        <w:rPr>
+          <w:highlight w:val="yellow"/>
+        </w:rPr>
+        <w:t>-submission-upgrade</w:t>
+      </w:r>
+    </w:p>
+    <w:p>
+      <w:pPr>
+        <w:rPr>
+          <w:highlight w:val="yellow"/>
+        </w:rPr>
+      </w:pPr>
+      <w:r>
+        <w:rPr>
+          <w:highlight w:val="yellow"/>
+        </w:rPr>
+        <w:t>git status</w:t>
+      </w:r>
+    </w:p>
+    <w:p>
+      <w:pPr>
+        <w:rPr>
+          <w:b/>
+          <w:bCs/>
+          <w:highlight w:val="yellow"/>
+        </w:rPr>
+      </w:pPr>
+      <w:r>
+        <w:rPr>
+          <w:b/>
+          <w:bCs/>
+          <w:highlight w:val="yellow"/>
+        </w:rPr>
+        <w:t>Why we commit the partition raw outputs</w:t>
+      </w:r>
+    </w:p>
+    <w:p>
+      <w:pPr>
+        <w:rPr>
+          <w:highlight w:val="yellow"/>
+        </w:rPr>
+      </w:pPr>
+      <w:r>
+        <w:rPr>
+          <w:highlight w:val="yellow"/>
+        </w:rPr>
+        <w:t>Because your new matrix rows reference these files as provenance:</w:t>
+      </w:r>
+    </w:p>
+    <w:p>
+      <w:pPr>
+        <w:rPr>
+          <w:highlight w:val="yellow"/>
+        </w:rPr>
+      </w:pPr>
+      <w:r>
+        <w:rPr>
+          <w:highlight w:val="yellow"/>
+        </w:rPr>
+        <w:t>external_validation/gnpy/raw_outputs/gnpy_scl_partition_1span.txt</w:t>
+      </w:r>
+    </w:p>
+    <w:p>
+      <w:pPr>
+        <w:rPr>
+          <w:highlight w:val="yellow"/>
+        </w:rPr>
+      </w:pPr>
+      <w:r>
+        <w:rPr>
+          <w:highlight w:val="yellow"/>
+        </w:rPr>
+        <w:t>external_validation/gnpy/raw_outputs/gnpy_scl_partition_4span.txt</w:t>
+      </w:r>
+    </w:p>
+    <w:p>
+      <w:pPr>
+        <w:rPr>
+          <w:highlight w:val="yellow"/>
+        </w:rPr>
+      </w:pPr>
+      <w:r>
+        <w:rPr>
+          <w:highlight w:val="yellow"/>
+        </w:rPr>
+        <w:t>external_validation/gnpy/raw_outputs/gnpy_scl_partition_8span.txt</w:t>
+      </w:r>
+    </w:p>
+    <w:p>
+      <w:pPr>
+        <w:rPr>
+          <w:highlight w:val="yellow"/>
+        </w:rPr>
+      </w:pPr>
+      <w:proofErr w:type="gramStart"/>
+      <w:r>
+        <w:rPr>
+          <w:highlight w:val="yellow"/>
+        </w:rPr>
+        <w:t>So</w:t>
+      </w:r>
+      <w:proofErr w:type="gramEnd"/>
+      <w:r>
+        <w:rPr>
+          <w:highlight w:val="yellow"/>
+        </w:rPr>
+        <w:t xml:space="preserve"> they should exist in the repo. But the old </w:t>
+      </w:r>
+      <w:proofErr w:type="spellStart"/>
+      <w:r>
+        <w:rPr>
+          <w:highlight w:val="yellow"/>
+        </w:rPr>
+        <w:t>gnpy_scl_flat</w:t>
+      </w:r>
+      <w:proofErr w:type="spellEnd"/>
+      <w:r>
+        <w:rPr>
+          <w:highlight w:val="yellow"/>
+        </w:rPr>
+        <w:t>_* files were just modified by rerun noise, so we restore them.</w:t>
+      </w:r>
+    </w:p>
+    <w:p>
+      <w:pPr>
+        <w:rPr>
+          <w:b/>
+          <w:bCs/>
+          <w:highlight w:val="yellow"/>
+        </w:rPr>
+      </w:pPr>
+      <w:r>
+        <w:rPr>
+          <w:b/>
+          <w:bCs/>
+          <w:highlight w:val="yellow"/>
+        </w:rPr>
+        <w:t>After this</w:t>
+      </w:r>
+    </w:p>
+    <w:p>
+      <w:pPr>
+        <w:rPr>
+          <w:highlight w:val="yellow"/>
+        </w:rPr>
+      </w:pPr>
+      <w:r>
+        <w:rPr>
+          <w:highlight w:val="yellow"/>
+        </w:rPr>
+        <w:t>Run:</w:t>
+      </w:r>
+    </w:p>
+    <w:p>
+      <w:pPr>
+        <w:rPr>
+          <w:highlight w:val="yellow"/>
+        </w:rPr>
+      </w:pPr>
+      <w:r>
+        <w:rPr>
+          <w:highlight w:val="yellow"/>
+        </w:rPr>
+        <w:t>python releases\pnc-v1.0\reproduce_recursive_diagnostics.py</w:t>
+      </w:r>
+    </w:p>
+    <w:p>
+      <w:pPr>
+        <w:rPr>
+          <w:highlight w:val="yellow"/>
+        </w:rPr>
+      </w:pPr>
+      <w:r>
+        <w:rPr>
+          <w:highlight w:val="yellow"/>
+        </w:rPr>
+        <w:t>git status --short</w:t>
+      </w:r>
+    </w:p>
+    <w:p>
+      <w:pPr>
+        <w:rPr>
+          <w:highlight w:val="yellow"/>
+        </w:rPr>
+      </w:pPr>
+      <w:r>
+        <w:rPr>
+          <w:highlight w:val="yellow"/>
+        </w:rPr>
+        <w:t>Expected:</w:t>
+      </w:r>
+    </w:p>
+    <w:p>
+      <w:pPr>
+        <w:rPr>
+          <w:highlight w:val="yellow"/>
+        </w:rPr>
+      </w:pPr>
+      <w:r>
+        <w:rPr>
+          <w:highlight w:val="yellow"/>
+        </w:rPr>
+        <w:t>PASS: recursive diagnostic reproduction suite completed.</w:t>
+      </w:r>
+    </w:p>
+    <w:p>
+      <w:pPr>
+        <w:rPr>
+          <w:highlight w:val="yellow"/>
+        </w:rPr>
+      </w:pPr>
+      <w:r>
+        <w:rPr>
+          <w:highlight w:val="yellow"/>
+        </w:rPr>
+        <w:t>and git status --short should be empty.</w:t>
+      </w:r>
+    </w:p>
+    <w:p>
+      <w:r>
+        <w:rPr>
+          <w:highlight w:val="yellow"/>
+        </w:rPr>
+        <w:t xml:space="preserve">Then the next scientific step is </w:t>
+      </w:r>
+      <w:r>
+        <w:rPr>
+          <w:b/>
+          <w:bCs/>
+          <w:highlight w:val="yellow"/>
+        </w:rPr>
+        <w:t>custom S/L-compatible external reference generation</w:t>
+      </w:r>
+      <w:r>
+        <w:rPr>
+          <w:highlight w:val="yellow"/>
+        </w:rPr>
+        <w:t xml:space="preserve">, because default </w:t>
+      </w:r>
+      <w:proofErr w:type="spellStart"/>
+      <w:r>
+        <w:rPr>
+          <w:highlight w:val="yellow"/>
+        </w:rPr>
+        <w:t>GNPy</w:t>
+      </w:r>
+      <w:proofErr w:type="spellEnd"/>
+      <w:r>
+        <w:rPr>
+          <w:highlight w:val="yellow"/>
+        </w:rPr>
+        <w:t xml:space="preserve"> EDFA example is C-band-only.</w:t>
       </w:r>
     </w:p>
     <w:p/>
